--- a/交互产品开发/Output/实验材料/交互产品开发_实验认定表_实验3_AI_Agents_驱动的个人作品集网站实现.docx
+++ b/交互产品开发/Output/实验材料/交互产品开发_实验认定表_实验3_AI_Agents_驱动的个人作品集网站实现.docx
@@ -177,7 +177,7 @@
                 <w:sz w:val="24"/>
                 <w:szCs w:val="24"/>
               </w:rPr>
-              <w:t xml:space="preserve">  8</w:t>
+              <w:t xml:space="preserve">  16</w:t>
             </w:r>
           </w:p>
         </w:tc>
@@ -914,7 +914,7 @@
                 <w:sz w:val="24"/>
                 <w:szCs w:val="24"/>
               </w:rPr>
-              <w:t xml:space="preserve">采用文档驱动开发流程，在 IDE 环境中结合大模型驱动虚拟敏捷开发团队，快速生成包含四个页面的作品集网站。</w:t>
+              <w:t xml:space="preserve">采用文档驱动开发流程，跟随教师实践演示，在 IDE 环境中结合大模型驱动虚拟敏捷开发团队，跑通生成包含四个页面的演示作品集网站的完整流程。</w:t>
             </w:r>
           </w:p>
         </w:tc>
